--- a/演示知识库资料/02-CSharp转AI学习笔记/FastAPI与ASP.NET-Core对照.docx
+++ b/演示知识库资料/02-CSharp转AI学习笔记/FastAPI与ASP.NET-Core对照.docx
@@ -186,7 +186,7 @@
               <w:rPr>
                 <w:rFonts w:ascii="Microsoft YaHei" w:hAnsi="Microsoft YaHei" w:eastAsia="Microsoft YaHei"/>
               </w:rPr>
-              <w:t>三、执行提示与关联资料。语言迁移可查看《Python与CSharp语法对照.md》，将校验和依赖注入放进同一请求链路理解。。当发现服务未就绪、资料处理失败或规则冲突时，应保留错误原因并按排查路径处理，而不是猜测成功结果。每次演示都应把测试问题与知识资料分开保存，测试问题及预期答案不得上传到知识库，避免答案文本反向污染检索。此段同时提醒使用者：示例中的名称、价格、日期和时限仅为教学用虚构数据；若问题超出本资料范围，正确的通过标准是明确承认缺少依据，并请提问者补充可检索的材料。为便于复盘，每次问答还应记录问题、命中的资料代号、引用摘录和未覆盖的边界，作为下一轮资料改进的依据。记录应采用清晰、可复现的中文描述，避免把推测写成事实；需要多人协作时，应标明负责角色、处理时间和复核结果。</w:t>
+              <w:t>三、执行提示与关联资料。语言迁移可查看《Python与CSharp语法对照.md》，将校验和依赖注入放进同一请求链路理解。当发现服务未就绪、资料处理失败或规则冲突时，应保留错误原因并按排查路径处理，而不是猜测成功结果。每次演示都应把测试问题与知识资料分开保存，测试问题及预期答案不得上传到知识库，避免答案文本反向污染检索。此段同时提醒使用者：示例中的名称、价格、日期和时限仅为教学用虚构数据；若问题超出本资料范围，正确的通过标准是明确承认缺少依据，并请提问者补充可检索的材料。为便于复盘，每次问答还应记录问题、命中的资料代号、引用摘录和未覆盖的边界，作为下一轮资料改进的依据。记录应采用清晰、可复现的中文描述，避免把推测写成事实；需要多人协作时，应标明负责角色、处理时间和复核结果。</w:t>
             </w:r>
           </w:p>
         </w:tc>
@@ -236,7 +236,7 @@
     </w:p>
     <w:p>
       <w:r>
-        <w:t>三、执行提示与关联资料。语言迁移可查看《Python与CSharp语法对照.md》，将校验和依赖注入放进同一请求链路理解。。当发现服务未就绪、资料处理失败或规则冲突时，应保留错误原因并按排查路径处理，而不是猜测成功结果。每次演示都应把测试问题与知识资料分开保存，测试问题及预期答案不得上传到知识库，避免答案文本反向污染检索。此段同时提醒使用者：示例中的名称、价格、日期和时限仅为教学用虚构数据；若问题超出本资料范围，正确的通过标准是明确承认缺少依据，并请提问者补充可检索的材料。为便于复盘，每次问答还应记录问题、命中的资料代号、引用摘录和未覆盖的边界，作为下一轮资料改进的依据。记录应采用清晰、可复现的中文描述，避免把推测写成事实；需要多人协作时，应标明负责角色、处理时间和复核结果。</w:t>
+        <w:t>三、执行提示与关联资料。语言迁移可查看《Python与CSharp语法对照.md》，将校验和依赖注入放进同一请求链路理解。当发现服务未就绪、资料处理失败或规则冲突时，应保留错误原因并按排查路径处理，而不是猜测成功结果。每次演示都应把测试问题与知识资料分开保存，测试问题及预期答案不得上传到知识库，避免答案文本反向污染检索。此段同时提醒使用者：示例中的名称、价格、日期和时限仅为教学用虚构数据；若问题超出本资料范围，正确的通过标准是明确承认缺少依据，并请提问者补充可检索的材料。为便于复盘，每次问答还应记录问题、命中的资料代号、引用摘录和未覆盖的边界，作为下一轮资料改进的依据。记录应采用清晰、可复现的中文描述，避免把推测写成事实；需要多人协作时，应标明负责角色、处理时间和复核结果。</w:t>
       </w:r>
     </w:p>
     <w:sectPr>

--- a/演示知识库资料/02-CSharp转AI学习笔记/FastAPI与ASP.NET-Core对照.docx
+++ b/演示知识库资料/02-CSharp转AI学习笔记/FastAPI与ASP.NET-Core对照.docx
@@ -130,7 +130,7 @@
               <w:rPr>
                 <w:rFonts w:ascii="Microsoft YaHei" w:hAnsi="Microsoft YaHei" w:eastAsia="Microsoft YaHei"/>
               </w:rPr>
-              <w:t>一、资料用途与阅读边界。FastAPI与ASP.NET-Core对照的文档代号是 API-COMPARE-422，它是一份专为演示知识库准备的虚构中文资料。资料面向学习者、演示人员和维护人员，目的不是替代真实业务制度，而是让提问者能够根据原文核对术语、数字、日期和状态。回答前应先识别问题的范围，再从本文件或明确关联的文件中检索证据；资料没有写出的结论必须说明知识库缺少答案，不能靠常识补写。内容不含真实账号、密钥、客户信息或公司机密，后续生成时应保持 UTF-8 中文可读、标题清晰，并保留文件名以便验证引用来源。</w:t>
+              <w:t>一、资料用途与阅读边界。</w:t>
             </w:r>
           </w:p>
         </w:tc>
@@ -158,7 +158,7 @@
               <w:rPr>
                 <w:rFonts w:ascii="Microsoft YaHei" w:hAnsi="Microsoft YaHei" w:eastAsia="Microsoft YaHei"/>
               </w:rPr>
-              <w:t>二、核心规则与可核对事实。依赖注入可映射；Pydantic 对应模型绑定；验证失败为 HTTP 422，ASP.NET Core 常见为 400；中间件概念可映射。这些事实需要作为完整流程理解：执行前检查前提，执行中记录状态，执行后根据结果决定下一步。数字问题必须带上单位和条件，日期问题必须带上对应事项，状态问题必须区分可继续处理和需要排查两种结果。引用本资料时，应同时给出文件名与能定位规则的摘录，不能只留下脱离语境的短句。演示人员可以先针对一个精确事实提问，再把本文件与关联文件组合提问，以观察检索、重排序和回答是否保持一致。</w:t>
+              <w:t>二、核心规则与可核对事实。</w:t>
             </w:r>
           </w:p>
         </w:tc>
@@ -186,7 +186,7 @@
               <w:rPr>
                 <w:rFonts w:ascii="Microsoft YaHei" w:hAnsi="Microsoft YaHei" w:eastAsia="Microsoft YaHei"/>
               </w:rPr>
-              <w:t>三、执行提示与关联资料。语言迁移可查看《Python与CSharp语法对照.md》，将校验和依赖注入放进同一请求链路理解。当发现服务未就绪、资料处理失败或规则冲突时，应保留错误原因并按排查路径处理，而不是猜测成功结果。每次演示都应把测试问题与知识资料分开保存，测试问题及预期答案不得上传到知识库，避免答案文本反向污染检索。此段同时提醒使用者：示例中的名称、价格、日期和时限仅为教学用虚构数据；若问题超出本资料范围，正确的通过标准是明确承认缺少依据，并请提问者补充可检索的材料。为便于复盘，每次问答还应记录问题、命中的资料代号、引用摘录和未覆盖的边界，作为下一轮资料改进的依据。记录应采用清晰、可复现的中文描述，避免把推测写成事实；需要多人协作时，应标明负责角色、处理时间和复核结果。</w:t>
+              <w:t>三、执行提示与关联资料。</w:t>
             </w:r>
           </w:p>
         </w:tc>
